--- a/Requisitos/Documentos de Casos de Uso/CSU12-Manter Planos de Anúncios.docx
+++ b/Requisitos/Documentos de Casos de Uso/CSU12-Manter Planos de Anúncios.docx
@@ -85,14 +85,14 @@
         <w:tblLook w:val="0400"/>
       </w:tblPr>
       <w:tblGrid>
-        <w:gridCol w:w="2904"/>
-        <w:gridCol w:w="7426"/>
+        <w:gridCol w:w="2903"/>
+        <w:gridCol w:w="7427"/>
       </w:tblGrid>
       <w:tr>
         <w:trPr/>
         <w:tc>
           <w:tcPr>
-            <w:tcW w:w="2904" w:type="dxa"/>
+            <w:tcW w:w="2903" w:type="dxa"/>
             <w:tcBorders>
               <w:top w:val="single" w:sz="4" w:space="0" w:color="000000"/>
               <w:start w:val="single" w:sz="4" w:space="0" w:color="000000"/>
@@ -125,7 +125,7 @@
         </w:tc>
         <w:tc>
           <w:tcPr>
-            <w:tcW w:w="7426" w:type="dxa"/>
+            <w:tcW w:w="7427" w:type="dxa"/>
             <w:tcBorders>
               <w:top w:val="single" w:sz="4" w:space="0" w:color="000000"/>
               <w:start w:val="single" w:sz="4" w:space="0" w:color="000000"/>
@@ -159,7 +159,7 @@
         <w:trPr/>
         <w:tc>
           <w:tcPr>
-            <w:tcW w:w="2904" w:type="dxa"/>
+            <w:tcW w:w="2903" w:type="dxa"/>
             <w:tcBorders>
               <w:top w:val="single" w:sz="4" w:space="0" w:color="000000"/>
               <w:start w:val="single" w:sz="4" w:space="0" w:color="000000"/>
@@ -192,7 +192,7 @@
         </w:tc>
         <w:tc>
           <w:tcPr>
-            <w:tcW w:w="7426" w:type="dxa"/>
+            <w:tcW w:w="7427" w:type="dxa"/>
             <w:tcBorders>
               <w:top w:val="single" w:sz="4" w:space="0" w:color="000000"/>
               <w:start w:val="single" w:sz="4" w:space="0" w:color="000000"/>
@@ -226,7 +226,7 @@
         <w:trPr/>
         <w:tc>
           <w:tcPr>
-            <w:tcW w:w="2904" w:type="dxa"/>
+            <w:tcW w:w="2903" w:type="dxa"/>
             <w:tcBorders>
               <w:top w:val="single" w:sz="4" w:space="0" w:color="000000"/>
               <w:start w:val="single" w:sz="4" w:space="0" w:color="000000"/>
@@ -259,7 +259,7 @@
         </w:tc>
         <w:tc>
           <w:tcPr>
-            <w:tcW w:w="7426" w:type="dxa"/>
+            <w:tcW w:w="7427" w:type="dxa"/>
             <w:tcBorders>
               <w:top w:val="single" w:sz="4" w:space="0" w:color="000000"/>
               <w:start w:val="single" w:sz="4" w:space="0" w:color="000000"/>
@@ -293,7 +293,7 @@
         <w:trPr/>
         <w:tc>
           <w:tcPr>
-            <w:tcW w:w="2904" w:type="dxa"/>
+            <w:tcW w:w="2903" w:type="dxa"/>
             <w:tcBorders>
               <w:top w:val="single" w:sz="4" w:space="0" w:color="000000"/>
               <w:start w:val="single" w:sz="4" w:space="0" w:color="000000"/>
@@ -326,7 +326,7 @@
         </w:tc>
         <w:tc>
           <w:tcPr>
-            <w:tcW w:w="7426" w:type="dxa"/>
+            <w:tcW w:w="7427" w:type="dxa"/>
             <w:tcBorders>
               <w:top w:val="single" w:sz="4" w:space="0" w:color="000000"/>
               <w:start w:val="single" w:sz="4" w:space="0" w:color="000000"/>
@@ -360,7 +360,7 @@
         <w:trPr/>
         <w:tc>
           <w:tcPr>
-            <w:tcW w:w="2904" w:type="dxa"/>
+            <w:tcW w:w="2903" w:type="dxa"/>
             <w:tcBorders>
               <w:top w:val="single" w:sz="4" w:space="0" w:color="000000"/>
               <w:start w:val="single" w:sz="4" w:space="0" w:color="000000"/>
@@ -393,7 +393,7 @@
         </w:tc>
         <w:tc>
           <w:tcPr>
-            <w:tcW w:w="7426" w:type="dxa"/>
+            <w:tcW w:w="7427" w:type="dxa"/>
             <w:tcBorders>
               <w:top w:val="single" w:sz="4" w:space="0" w:color="000000"/>
               <w:start w:val="single" w:sz="4" w:space="0" w:color="000000"/>
@@ -445,7 +445,7 @@
         <w:trPr/>
         <w:tc>
           <w:tcPr>
-            <w:tcW w:w="2904" w:type="dxa"/>
+            <w:tcW w:w="2903" w:type="dxa"/>
             <w:tcBorders>
               <w:top w:val="single" w:sz="4" w:space="0" w:color="000000"/>
               <w:start w:val="single" w:sz="4" w:space="0" w:color="000000"/>
@@ -478,7 +478,7 @@
         </w:tc>
         <w:tc>
           <w:tcPr>
-            <w:tcW w:w="7426" w:type="dxa"/>
+            <w:tcW w:w="7427" w:type="dxa"/>
             <w:tcBorders>
               <w:top w:val="single" w:sz="4" w:space="0" w:color="000000"/>
               <w:start w:val="single" w:sz="4" w:space="0" w:color="000000"/>
@@ -622,16 +622,7 @@
                 <w:sz w:val="28"/>
                 <w:szCs w:val="28"/>
               </w:rPr>
-              <w:t>Sistema exibe os planos cadastrados</w:t>
-            </w:r>
-            <w:r>
-              <w:rPr>
-                <w:rFonts w:eastAsia="Times New Roman" w:cs="Times New Roman" w:ascii="Times New Roman" w:hAnsi="Times New Roman"/>
-                <w:color w:val="000000"/>
-                <w:sz w:val="28"/>
-                <w:szCs w:val="28"/>
-              </w:rPr>
-              <w:t xml:space="preserve"> (</w:t>
+              <w:t>Sistema exibe tela listando os planos cadastrados (Básico, Profissional e Imobiliária), com nome, valor, limite de imóveis anunciados, benefícios e status (</w:t>
             </w:r>
             <w:r>
               <w:rPr>
@@ -862,14 +853,14 @@
         <w:tblLook w:val="0400"/>
       </w:tblPr>
       <w:tblGrid>
-        <w:gridCol w:w="2904"/>
-        <w:gridCol w:w="7426"/>
+        <w:gridCol w:w="2903"/>
+        <w:gridCol w:w="7427"/>
       </w:tblGrid>
       <w:tr>
         <w:trPr/>
         <w:tc>
           <w:tcPr>
-            <w:tcW w:w="2904" w:type="dxa"/>
+            <w:tcW w:w="2903" w:type="dxa"/>
             <w:tcBorders>
               <w:top w:val="single" w:sz="4" w:space="0" w:color="000000"/>
               <w:start w:val="single" w:sz="4" w:space="0" w:color="000000"/>
@@ -902,7 +893,7 @@
         </w:tc>
         <w:tc>
           <w:tcPr>
-            <w:tcW w:w="7426" w:type="dxa"/>
+            <w:tcW w:w="7427" w:type="dxa"/>
             <w:tcBorders>
               <w:top w:val="single" w:sz="4" w:space="0" w:color="000000"/>
               <w:start w:val="single" w:sz="4" w:space="0" w:color="000000"/>
@@ -1046,16 +1037,7 @@
                 <w:sz w:val="28"/>
                 <w:szCs w:val="28"/>
               </w:rPr>
-              <w:t xml:space="preserve">Sistema exibe os dados do plano para edição </w:t>
-            </w:r>
-            <w:r>
-              <w:rPr>
-                <w:rFonts w:eastAsia="Times New Roman" w:cs="Times New Roman" w:ascii="Times New Roman" w:hAnsi="Times New Roman"/>
-                <w:color w:val="000000"/>
-                <w:sz w:val="28"/>
-                <w:szCs w:val="28"/>
-              </w:rPr>
-              <w:t xml:space="preserve"> (</w:t>
+              <w:t>Sistema exibe o formulário de edição do plano, com o campo “Preço” e a lista de benefícios já cadastrados, cada um com ícone de remoção (</w:t>
             </w:r>
             <w:r>
               <w:rPr>
@@ -1098,7 +1080,7 @@
                 <w:sz w:val="28"/>
                 <w:szCs w:val="28"/>
               </w:rPr>
-              <w:t>Ator altera os dados do plano e pressiona o botão 'Salvar'.</w:t>
+              <w:t>Ator altera o valor do campo “Preço” (deixando 0 para plano gratuito), quando aplicável.</w:t>
             </w:r>
           </w:p>
           <w:p>
@@ -1123,7 +1105,7 @@
                 <w:sz w:val="28"/>
                 <w:szCs w:val="28"/>
               </w:rPr>
-              <w:t>Sistema inclui o novo benefício na lista exibida.</w:t>
+              <w:t>Ator pressiona o ícone “x” ao lado de um benefício para removê-lo da lista, quando aplicável.</w:t>
             </w:r>
           </w:p>
           <w:p>
@@ -1148,7 +1130,7 @@
                 <w:sz w:val="28"/>
                 <w:szCs w:val="28"/>
               </w:rPr>
-              <w:t>Ator pressiona o botão “Salvar”.</w:t>
+              <w:t>Ator informa um novo benefício no campo “Adicionar benefício...” e pressiona o botão “Adicionar” (passo opcional, pode ser repetido).</w:t>
             </w:r>
           </w:p>
           <w:p>
@@ -1312,7 +1294,7 @@
                 <w:sz w:val="28"/>
                 <w:szCs w:val="28"/>
               </w:rPr>
-              <w:t>Linha 8. Dados não válidos. Sistema exibe mensagem “Dados inválidos” e mantém o formulário de edição aberto, retornando ao passo 3.</w:t>
+              <w:t>Linha 4. Dados não válidos. Sistema exibe mensagem “Dados inválidos” e mantém o formulário de edição aberto, retornando ao passo 3.</w:t>
             </w:r>
           </w:p>
         </w:tc>
@@ -1375,14 +1357,14 @@
         <w:tblLook w:val="0400"/>
       </w:tblPr>
       <w:tblGrid>
-        <w:gridCol w:w="2904"/>
-        <w:gridCol w:w="7426"/>
+        <w:gridCol w:w="2903"/>
+        <w:gridCol w:w="7427"/>
       </w:tblGrid>
       <w:tr>
         <w:trPr/>
         <w:tc>
           <w:tcPr>
-            <w:tcW w:w="2904" w:type="dxa"/>
+            <w:tcW w:w="2903" w:type="dxa"/>
             <w:tcBorders>
               <w:top w:val="single" w:sz="4" w:space="0" w:color="000000"/>
               <w:start w:val="single" w:sz="4" w:space="0" w:color="000000"/>
@@ -1415,7 +1397,7 @@
         </w:tc>
         <w:tc>
           <w:tcPr>
-            <w:tcW w:w="7426" w:type="dxa"/>
+            <w:tcW w:w="7427" w:type="dxa"/>
             <w:tcBorders>
               <w:top w:val="single" w:sz="4" w:space="0" w:color="000000"/>
               <w:start w:val="single" w:sz="4" w:space="0" w:color="000000"/>
@@ -1665,14 +1647,14 @@
         <w:tblLook w:val="0400"/>
       </w:tblPr>
       <w:tblGrid>
-        <w:gridCol w:w="2904"/>
-        <w:gridCol w:w="7426"/>
+        <w:gridCol w:w="2903"/>
+        <w:gridCol w:w="7427"/>
       </w:tblGrid>
       <w:tr>
         <w:trPr/>
         <w:tc>
           <w:tcPr>
-            <w:tcW w:w="2904" w:type="dxa"/>
+            <w:tcW w:w="2903" w:type="dxa"/>
             <w:tcBorders>
               <w:top w:val="single" w:sz="4" w:space="0" w:color="000000"/>
               <w:start w:val="single" w:sz="4" w:space="0" w:color="000000"/>
@@ -1705,7 +1687,7 @@
         </w:tc>
         <w:tc>
           <w:tcPr>
-            <w:tcW w:w="7426" w:type="dxa"/>
+            <w:tcW w:w="7427" w:type="dxa"/>
             <w:tcBorders>
               <w:top w:val="single" w:sz="4" w:space="0" w:color="000000"/>
               <w:start w:val="single" w:sz="4" w:space="0" w:color="000000"/>
@@ -1953,8 +1935,8 @@
       </w:tblPr>
       <w:tblGrid>
         <w:gridCol w:w="1799"/>
-        <w:gridCol w:w="2600"/>
-        <w:gridCol w:w="5931"/>
+        <w:gridCol w:w="2599"/>
+        <w:gridCol w:w="5932"/>
       </w:tblGrid>
       <w:tr>
         <w:trPr/>
@@ -2029,7 +2011,7 @@
         </w:tc>
         <w:tc>
           <w:tcPr>
-            <w:tcW w:w="2600" w:type="dxa"/>
+            <w:tcW w:w="2599" w:type="dxa"/>
             <w:tcBorders>
               <w:top w:val="single" w:sz="4" w:space="0" w:color="000000"/>
               <w:start w:val="single" w:sz="4" w:space="0" w:color="000000"/>
@@ -2062,7 +2044,7 @@
         </w:tc>
         <w:tc>
           <w:tcPr>
-            <w:tcW w:w="5931" w:type="dxa"/>
+            <w:tcW w:w="5932" w:type="dxa"/>
             <w:tcBorders>
               <w:top w:val="single" w:sz="4" w:space="0" w:color="000000"/>
               <w:start w:val="single" w:sz="4" w:space="0" w:color="000000"/>
@@ -2154,7 +2136,7 @@
         </w:tc>
         <w:tc>
           <w:tcPr>
-            <w:tcW w:w="2600" w:type="dxa"/>
+            <w:tcW w:w="2599" w:type="dxa"/>
             <w:tcBorders>
               <w:top w:val="single" w:sz="4" w:space="0" w:color="000000"/>
               <w:start w:val="single" w:sz="4" w:space="0" w:color="000000"/>
@@ -2185,7 +2167,7 @@
         </w:tc>
         <w:tc>
           <w:tcPr>
-            <w:tcW w:w="5931" w:type="dxa"/>
+            <w:tcW w:w="5932" w:type="dxa"/>
             <w:tcBorders>
               <w:top w:val="single" w:sz="4" w:space="0" w:color="000000"/>
               <w:start w:val="single" w:sz="4" w:space="0" w:color="000000"/>
@@ -2215,6 +2197,97 @@
           </w:p>
         </w:tc>
       </w:tr>
+      <w:tr>
+        <w:trPr/>
+        <w:tc>
+          <w:tcPr>
+            <w:tcW w:w="1799" w:type="dxa"/>
+            <w:tcBorders>
+              <w:start w:val="single" w:sz="4" w:space="0" w:color="000000"/>
+              <w:bottom w:val="single" w:sz="4" w:space="0" w:color="000000"/>
+              <w:end w:val="single" w:sz="4" w:space="0" w:color="000000"/>
+            </w:tcBorders>
+          </w:tcPr>
+          <w:p>
+            <w:pPr>
+              <w:pStyle w:val="normal1"/>
+              <w:spacing w:before="0" w:after="200"/>
+              <w:rPr>
+                <w:rFonts w:ascii="Times New Roman" w:hAnsi="Times New Roman" w:eastAsia="Times New Roman" w:cs="Times New Roman"/>
+                <w:sz w:val="24"/>
+                <w:szCs w:val="24"/>
+              </w:rPr>
+            </w:pPr>
+            <w:r>
+              <w:rPr>
+                <w:rFonts w:eastAsia="Times New Roman" w:cs="Times New Roman" w:ascii="Times New Roman" w:hAnsi="Times New Roman"/>
+                <w:sz w:val="24"/>
+                <w:szCs w:val="24"/>
+              </w:rPr>
+              <w:t>14/10/2026</w:t>
+            </w:r>
+          </w:p>
+        </w:tc>
+        <w:tc>
+          <w:tcPr>
+            <w:tcW w:w="2599" w:type="dxa"/>
+            <w:tcBorders>
+              <w:start w:val="single" w:sz="4" w:space="0" w:color="000000"/>
+              <w:bottom w:val="single" w:sz="4" w:space="0" w:color="000000"/>
+              <w:end w:val="single" w:sz="4" w:space="0" w:color="000000"/>
+            </w:tcBorders>
+          </w:tcPr>
+          <w:p>
+            <w:pPr>
+              <w:pStyle w:val="normal1"/>
+              <w:spacing w:before="0" w:after="200"/>
+              <w:rPr>
+                <w:rFonts w:ascii="Times New Roman" w:hAnsi="Times New Roman" w:eastAsia="Times New Roman" w:cs="Times New Roman"/>
+                <w:sz w:val="24"/>
+                <w:szCs w:val="24"/>
+              </w:rPr>
+            </w:pPr>
+            <w:r>
+              <w:rPr>
+                <w:rFonts w:eastAsia="Times New Roman" w:cs="Times New Roman" w:ascii="Times New Roman" w:hAnsi="Times New Roman"/>
+                <w:sz w:val="24"/>
+                <w:szCs w:val="24"/>
+              </w:rPr>
+              <w:t>Gabriel Silva</w:t>
+            </w:r>
+          </w:p>
+        </w:tc>
+        <w:tc>
+          <w:tcPr>
+            <w:tcW w:w="5932" w:type="dxa"/>
+            <w:tcBorders>
+              <w:start w:val="single" w:sz="4" w:space="0" w:color="000000"/>
+              <w:bottom w:val="single" w:sz="4" w:space="0" w:color="000000"/>
+              <w:end w:val="single" w:sz="4" w:space="0" w:color="000000"/>
+            </w:tcBorders>
+          </w:tcPr>
+          <w:p>
+            <w:pPr>
+              <w:pStyle w:val="normal1"/>
+              <w:spacing w:before="0" w:after="200"/>
+              <w:rPr>
+                <w:rFonts w:ascii="Times New Roman" w:hAnsi="Times New Roman" w:eastAsia="Times New Roman" w:cs="Times New Roman"/>
+                <w:sz w:val="24"/>
+                <w:szCs w:val="24"/>
+              </w:rPr>
+            </w:pPr>
+            <w:r>
+              <w:rPr>
+                <w:rFonts w:eastAsia="Times New Roman" w:cs="Times New Roman" w:ascii="Times New Roman" w:hAnsi="Times New Roman"/>
+                <w:color w:val="000000"/>
+                <w:sz w:val="24"/>
+                <w:szCs w:val="24"/>
+              </w:rPr>
+              <w:t>Alteração e correção estrutural</w:t>
+            </w:r>
+          </w:p>
+        </w:tc>
+      </w:tr>
     </w:tbl>
     <w:p>
       <w:pPr>
@@ -2223,7 +2296,6 @@
         <w:keepLines w:val="false"/>
         <w:pageBreakBefore w:val="false"/>
         <w:widowControl w:val="false"/>
-        <w:pBdr/>
         <w:shd w:val="clear" w:fill="auto"/>
         <w:spacing w:lineRule="auto" w:line="276" w:before="0" w:after="0"/>
         <w:ind w:hanging="0" w:start="0" w:end="0"/>
@@ -2956,6 +3028,7 @@
     <w:qFormat/>
     <w:pPr>
       <w:widowControl/>
+      <w:suppressAutoHyphens w:val="true"/>
       <w:bidi w:val="0"/>
       <w:spacing w:lineRule="auto" w:line="276" w:before="0" w:after="200"/>
       <w:jc w:val="start"/>
@@ -3559,11 +3632,38 @@
       <w:rFonts w:cs="Arial"/>
     </w:rPr>
   </w:style>
+  <w:style w:type="paragraph" w:styleId="Ttulouser">
+    <w:name w:val="Título (user)"/>
+    <w:basedOn w:val="Normal"/>
+    <w:next w:val="BodyText"/>
+    <w:qFormat/>
+    <w:pPr>
+      <w:keepNext w:val="true"/>
+      <w:spacing w:before="240" w:after="120"/>
+    </w:pPr>
+    <w:rPr>
+      <w:rFonts w:ascii="Liberation Sans" w:hAnsi="Liberation Sans" w:eastAsia="Microsoft YaHei" w:cs="Arial"/>
+      <w:sz w:val="28"/>
+      <w:szCs w:val="28"/>
+    </w:rPr>
+  </w:style>
+  <w:style w:type="paragraph" w:styleId="ndiceuser">
+    <w:name w:val="Índice (user)"/>
+    <w:basedOn w:val="Normal"/>
+    <w:qFormat/>
+    <w:pPr>
+      <w:suppressLineNumbers/>
+    </w:pPr>
+    <w:rPr>
+      <w:rFonts w:cs="Arial"/>
+    </w:rPr>
+  </w:style>
   <w:style w:type="paragraph" w:styleId="normal1" w:default="1">
     <w:name w:val="normal1"/>
     <w:qFormat/>
     <w:pPr>
       <w:widowControl/>
+      <w:suppressAutoHyphens w:val="true"/>
       <w:bidi w:val="0"/>
       <w:spacing w:lineRule="auto" w:line="276" w:before="0" w:after="200"/>
       <w:jc w:val="start"/>
@@ -3595,6 +3695,13 @@
       <w:szCs w:val="52"/>
     </w:rPr>
   </w:style>
+  <w:style w:type="paragraph" w:styleId="Cabealhoerodapuser">
+    <w:name w:val="Cabeçalho e rodapé (user)"/>
+    <w:basedOn w:val="Normal"/>
+    <w:qFormat/>
+    <w:pPr/>
+    <w:rPr/>
+  </w:style>
   <w:style w:type="paragraph" w:styleId="Cabealhoerodap">
     <w:name w:val="Cabeçalho e rodapé"/>
     <w:basedOn w:val="Normal"/>
@@ -3643,6 +3750,7 @@
     <w:rsid w:val="00fc693f"/>
     <w:pPr>
       <w:widowControl/>
+      <w:suppressAutoHyphens w:val="true"/>
       <w:bidi w:val="0"/>
       <w:spacing w:lineRule="auto" w:line="240" w:before="0" w:after="0"/>
       <w:jc w:val="start"/>
@@ -3868,6 +3976,7 @@
         <w:tab w:val="left" w:pos="3456" w:leader="none"/>
         <w:tab w:val="left" w:pos="4032" w:leader="none"/>
       </w:tabs>
+      <w:suppressAutoHyphens w:val="true"/>
       <w:bidi w:val="0"/>
       <w:spacing w:lineRule="auto" w:line="276" w:before="0" w:after="200"/>
       <w:jc w:val="start"/>
@@ -3921,7 +4030,7 @@
   </w:style>
   <w:style w:type="paragraph" w:styleId="IndexHeading">
     <w:name w:val="index heading"/>
-    <w:basedOn w:val="Ttulo"/>
+    <w:basedOn w:val="Ttulouser"/>
     <w:pPr/>
     <w:rPr/>
   </w:style>
@@ -3952,8 +4061,8 @@
       <w:szCs w:val="24"/>
     </w:rPr>
   </w:style>
-  <w:style w:type="numbering" w:styleId="Semlista" w:default="1">
-    <w:name w:val="Sem lista"/>
+  <w:style w:type="numbering" w:styleId="Semlistauser" w:default="1">
+    <w:name w:val="Sem lista (user)"/>
     <w:uiPriority w:val="99"/>
     <w:semiHidden/>
     <w:unhideWhenUsed/>
@@ -7095,7 +7204,6 @@
       <w:pPr>
         <w:spacing w:before="0" w:after="0" w:line="240" w:lineRule="auto"/>
       </w:pPr>
-      <w:rPr/>
       <w:tblPr/>
       <w:tcPr>
         <w:tcBorders>
@@ -7241,7 +7349,6 @@
       <w:pPr>
         <w:spacing w:before="0" w:after="0" w:line="240" w:lineRule="auto"/>
       </w:pPr>
-      <w:rPr/>
       <w:tblPr/>
       <w:tcPr>
         <w:tcBorders>
@@ -7387,7 +7494,6 @@
       <w:pPr>
         <w:spacing w:before="0" w:after="0" w:line="240" w:lineRule="auto"/>
       </w:pPr>
-      <w:rPr/>
       <w:tblPr/>
       <w:tcPr>
         <w:tcBorders>
@@ -7533,7 +7639,6 @@
       <w:pPr>
         <w:spacing w:before="0" w:after="0" w:line="240" w:lineRule="auto"/>
       </w:pPr>
-      <w:rPr/>
       <w:tblPr/>
       <w:tcPr>
         <w:tcBorders>
@@ -7679,7 +7784,6 @@
       <w:pPr>
         <w:spacing w:before="0" w:after="0" w:line="240" w:lineRule="auto"/>
       </w:pPr>
-      <w:rPr/>
       <w:tblPr/>
       <w:tcPr>
         <w:tcBorders>
@@ -7825,7 +7929,6 @@
       <w:pPr>
         <w:spacing w:before="0" w:after="0" w:line="240" w:lineRule="auto"/>
       </w:pPr>
-      <w:rPr/>
       <w:tblPr/>
       <w:tcPr>
         <w:tcBorders>
@@ -7971,7 +8074,6 @@
       <w:pPr>
         <w:spacing w:before="0" w:after="0" w:line="240" w:lineRule="auto"/>
       </w:pPr>
-      <w:rPr/>
       <w:tblPr/>
       <w:tcPr>
         <w:tcBorders>

--- a/Requisitos/Documentos de Casos de Uso/CSU12-Manter Planos de Anúncios.docx
+++ b/Requisitos/Documentos de Casos de Uso/CSU12-Manter Planos de Anúncios.docx
@@ -85,14 +85,14 @@
         <w:tblLook w:val="0400"/>
       </w:tblPr>
       <w:tblGrid>
-        <w:gridCol w:w="2903"/>
-        <w:gridCol w:w="7427"/>
+        <w:gridCol w:w="2904"/>
+        <w:gridCol w:w="7426"/>
       </w:tblGrid>
       <w:tr>
         <w:trPr/>
         <w:tc>
           <w:tcPr>
-            <w:tcW w:w="2903" w:type="dxa"/>
+            <w:tcW w:w="2904" w:type="dxa"/>
             <w:tcBorders>
               <w:top w:val="single" w:sz="4" w:space="0" w:color="000000"/>
               <w:start w:val="single" w:sz="4" w:space="0" w:color="000000"/>
@@ -125,7 +125,7 @@
         </w:tc>
         <w:tc>
           <w:tcPr>
-            <w:tcW w:w="7427" w:type="dxa"/>
+            <w:tcW w:w="7426" w:type="dxa"/>
             <w:tcBorders>
               <w:top w:val="single" w:sz="4" w:space="0" w:color="000000"/>
               <w:start w:val="single" w:sz="4" w:space="0" w:color="000000"/>
@@ -159,7 +159,7 @@
         <w:trPr/>
         <w:tc>
           <w:tcPr>
-            <w:tcW w:w="2903" w:type="dxa"/>
+            <w:tcW w:w="2904" w:type="dxa"/>
             <w:tcBorders>
               <w:top w:val="single" w:sz="4" w:space="0" w:color="000000"/>
               <w:start w:val="single" w:sz="4" w:space="0" w:color="000000"/>
@@ -192,7 +192,7 @@
         </w:tc>
         <w:tc>
           <w:tcPr>
-            <w:tcW w:w="7427" w:type="dxa"/>
+            <w:tcW w:w="7426" w:type="dxa"/>
             <w:tcBorders>
               <w:top w:val="single" w:sz="4" w:space="0" w:color="000000"/>
               <w:start w:val="single" w:sz="4" w:space="0" w:color="000000"/>
@@ -226,7 +226,7 @@
         <w:trPr/>
         <w:tc>
           <w:tcPr>
-            <w:tcW w:w="2903" w:type="dxa"/>
+            <w:tcW w:w="2904" w:type="dxa"/>
             <w:tcBorders>
               <w:top w:val="single" w:sz="4" w:space="0" w:color="000000"/>
               <w:start w:val="single" w:sz="4" w:space="0" w:color="000000"/>
@@ -259,7 +259,7 @@
         </w:tc>
         <w:tc>
           <w:tcPr>
-            <w:tcW w:w="7427" w:type="dxa"/>
+            <w:tcW w:w="7426" w:type="dxa"/>
             <w:tcBorders>
               <w:top w:val="single" w:sz="4" w:space="0" w:color="000000"/>
               <w:start w:val="single" w:sz="4" w:space="0" w:color="000000"/>
@@ -293,7 +293,7 @@
         <w:trPr/>
         <w:tc>
           <w:tcPr>
-            <w:tcW w:w="2903" w:type="dxa"/>
+            <w:tcW w:w="2904" w:type="dxa"/>
             <w:tcBorders>
               <w:top w:val="single" w:sz="4" w:space="0" w:color="000000"/>
               <w:start w:val="single" w:sz="4" w:space="0" w:color="000000"/>
@@ -326,7 +326,7 @@
         </w:tc>
         <w:tc>
           <w:tcPr>
-            <w:tcW w:w="7427" w:type="dxa"/>
+            <w:tcW w:w="7426" w:type="dxa"/>
             <w:tcBorders>
               <w:top w:val="single" w:sz="4" w:space="0" w:color="000000"/>
               <w:start w:val="single" w:sz="4" w:space="0" w:color="000000"/>
@@ -360,7 +360,7 @@
         <w:trPr/>
         <w:tc>
           <w:tcPr>
-            <w:tcW w:w="2903" w:type="dxa"/>
+            <w:tcW w:w="2904" w:type="dxa"/>
             <w:tcBorders>
               <w:top w:val="single" w:sz="4" w:space="0" w:color="000000"/>
               <w:start w:val="single" w:sz="4" w:space="0" w:color="000000"/>
@@ -393,7 +393,7 @@
         </w:tc>
         <w:tc>
           <w:tcPr>
-            <w:tcW w:w="7427" w:type="dxa"/>
+            <w:tcW w:w="7426" w:type="dxa"/>
             <w:tcBorders>
               <w:top w:val="single" w:sz="4" w:space="0" w:color="000000"/>
               <w:start w:val="single" w:sz="4" w:space="0" w:color="000000"/>
@@ -445,7 +445,7 @@
         <w:trPr/>
         <w:tc>
           <w:tcPr>
-            <w:tcW w:w="2903" w:type="dxa"/>
+            <w:tcW w:w="2904" w:type="dxa"/>
             <w:tcBorders>
               <w:top w:val="single" w:sz="4" w:space="0" w:color="000000"/>
               <w:start w:val="single" w:sz="4" w:space="0" w:color="000000"/>
@@ -478,7 +478,7 @@
         </w:tc>
         <w:tc>
           <w:tcPr>
-            <w:tcW w:w="7427" w:type="dxa"/>
+            <w:tcW w:w="7426" w:type="dxa"/>
             <w:tcBorders>
               <w:top w:val="single" w:sz="4" w:space="0" w:color="000000"/>
               <w:start w:val="single" w:sz="4" w:space="0" w:color="000000"/>
@@ -622,7 +622,16 @@
                 <w:sz w:val="28"/>
                 <w:szCs w:val="28"/>
               </w:rPr>
-              <w:t>Sistema exibe tela listando os planos cadastrados (Básico, Profissional e Imobiliária), com nome, valor, limite de imóveis anunciados, benefícios e status (</w:t>
+              <w:t>Sistema exibe os planos cadastrados</w:t>
+            </w:r>
+            <w:r>
+              <w:rPr>
+                <w:rFonts w:eastAsia="Times New Roman" w:cs="Times New Roman" w:ascii="Times New Roman" w:hAnsi="Times New Roman"/>
+                <w:color w:val="000000"/>
+                <w:sz w:val="28"/>
+                <w:szCs w:val="28"/>
+              </w:rPr>
+              <w:t xml:space="preserve"> (</w:t>
             </w:r>
             <w:r>
               <w:rPr>
@@ -853,14 +862,14 @@
         <w:tblLook w:val="0400"/>
       </w:tblPr>
       <w:tblGrid>
-        <w:gridCol w:w="2903"/>
-        <w:gridCol w:w="7427"/>
+        <w:gridCol w:w="2904"/>
+        <w:gridCol w:w="7426"/>
       </w:tblGrid>
       <w:tr>
         <w:trPr/>
         <w:tc>
           <w:tcPr>
-            <w:tcW w:w="2903" w:type="dxa"/>
+            <w:tcW w:w="2904" w:type="dxa"/>
             <w:tcBorders>
               <w:top w:val="single" w:sz="4" w:space="0" w:color="000000"/>
               <w:start w:val="single" w:sz="4" w:space="0" w:color="000000"/>
@@ -893,7 +902,7 @@
         </w:tc>
         <w:tc>
           <w:tcPr>
-            <w:tcW w:w="7427" w:type="dxa"/>
+            <w:tcW w:w="7426" w:type="dxa"/>
             <w:tcBorders>
               <w:top w:val="single" w:sz="4" w:space="0" w:color="000000"/>
               <w:start w:val="single" w:sz="4" w:space="0" w:color="000000"/>
@@ -1037,7 +1046,16 @@
                 <w:sz w:val="28"/>
                 <w:szCs w:val="28"/>
               </w:rPr>
-              <w:t>Sistema exibe o formulário de edição do plano, com o campo “Preço” e a lista de benefícios já cadastrados, cada um com ícone de remoção (</w:t>
+              <w:t xml:space="preserve">Sistema exibe os dados do plano para edição </w:t>
+            </w:r>
+            <w:r>
+              <w:rPr>
+                <w:rFonts w:eastAsia="Times New Roman" w:cs="Times New Roman" w:ascii="Times New Roman" w:hAnsi="Times New Roman"/>
+                <w:color w:val="000000"/>
+                <w:sz w:val="28"/>
+                <w:szCs w:val="28"/>
+              </w:rPr>
+              <w:t xml:space="preserve"> (</w:t>
             </w:r>
             <w:r>
               <w:rPr>
@@ -1080,57 +1098,7 @@
                 <w:sz w:val="28"/>
                 <w:szCs w:val="28"/>
               </w:rPr>
-              <w:t>Ator altera o valor do campo “Preço” (deixando 0 para plano gratuito), quando aplicável.</w:t>
-            </w:r>
-          </w:p>
-          <w:p>
-            <w:pPr>
-              <w:pStyle w:val="normal1"/>
-              <w:numPr>
-                <w:ilvl w:val="0"/>
-                <w:numId w:val="2"/>
-              </w:numPr>
-              <w:spacing w:lineRule="auto" w:line="240" w:before="0" w:after="80"/>
-              <w:ind w:hanging="360" w:start="360"/>
-              <w:rPr>
-                <w:rFonts w:ascii="Times New Roman" w:hAnsi="Times New Roman" w:eastAsia="Times New Roman" w:cs="Times New Roman"/>
-                <w:sz w:val="28"/>
-                <w:szCs w:val="28"/>
-              </w:rPr>
-            </w:pPr>
-            <w:r>
-              <w:rPr>
-                <w:rFonts w:eastAsia="Times New Roman" w:cs="Times New Roman" w:ascii="Times New Roman" w:hAnsi="Times New Roman"/>
-                <w:color w:val="000000"/>
-                <w:sz w:val="28"/>
-                <w:szCs w:val="28"/>
-              </w:rPr>
-              <w:t>Ator pressiona o ícone “x” ao lado de um benefício para removê-lo da lista, quando aplicável.</w:t>
-            </w:r>
-          </w:p>
-          <w:p>
-            <w:pPr>
-              <w:pStyle w:val="normal1"/>
-              <w:numPr>
-                <w:ilvl w:val="0"/>
-                <w:numId w:val="2"/>
-              </w:numPr>
-              <w:spacing w:lineRule="auto" w:line="240" w:before="0" w:after="80"/>
-              <w:ind w:hanging="360" w:start="360"/>
-              <w:rPr>
-                <w:rFonts w:ascii="Times New Roman" w:hAnsi="Times New Roman" w:eastAsia="Times New Roman" w:cs="Times New Roman"/>
-                <w:sz w:val="28"/>
-                <w:szCs w:val="28"/>
-              </w:rPr>
-            </w:pPr>
-            <w:r>
-              <w:rPr>
-                <w:rFonts w:eastAsia="Times New Roman" w:cs="Times New Roman" w:ascii="Times New Roman" w:hAnsi="Times New Roman"/>
-                <w:color w:val="000000"/>
-                <w:sz w:val="28"/>
-                <w:szCs w:val="28"/>
-              </w:rPr>
-              <w:t>Ator informa um novo benefício no campo “Adicionar benefício...” e pressiona o botão “Adicionar” (passo opcional, pode ser repetido).</w:t>
+              <w:t xml:space="preserve">Ator altera os dados do plano e pressiona o botão “Salvar”.</w:t>
             </w:r>
           </w:p>
           <w:p>
@@ -1294,7 +1262,7 @@
                 <w:sz w:val="28"/>
                 <w:szCs w:val="28"/>
               </w:rPr>
-              <w:t>Linha 4. Dados não válidos. Sistema exibe mensagem “Dados inválidos” e mantém o formulário de edição aberto, retornando ao passo 3.</w:t>
+              <w:t xml:space="preserve">Linha 4. Dados não válidos. Sistema exibe mensagem “Dados inválidos” e mantém o formulário de edição aberto, retornando ao passo 3.</w:t>
             </w:r>
           </w:p>
         </w:tc>
@@ -1357,14 +1325,14 @@
         <w:tblLook w:val="0400"/>
       </w:tblPr>
       <w:tblGrid>
-        <w:gridCol w:w="2903"/>
-        <w:gridCol w:w="7427"/>
+        <w:gridCol w:w="2904"/>
+        <w:gridCol w:w="7426"/>
       </w:tblGrid>
       <w:tr>
         <w:trPr/>
         <w:tc>
           <w:tcPr>
-            <w:tcW w:w="2903" w:type="dxa"/>
+            <w:tcW w:w="2904" w:type="dxa"/>
             <w:tcBorders>
               <w:top w:val="single" w:sz="4" w:space="0" w:color="000000"/>
               <w:start w:val="single" w:sz="4" w:space="0" w:color="000000"/>
@@ -1397,7 +1365,7 @@
         </w:tc>
         <w:tc>
           <w:tcPr>
-            <w:tcW w:w="7427" w:type="dxa"/>
+            <w:tcW w:w="7426" w:type="dxa"/>
             <w:tcBorders>
               <w:top w:val="single" w:sz="4" w:space="0" w:color="000000"/>
               <w:start w:val="single" w:sz="4" w:space="0" w:color="000000"/>
@@ -1647,14 +1615,14 @@
         <w:tblLook w:val="0400"/>
       </w:tblPr>
       <w:tblGrid>
-        <w:gridCol w:w="2903"/>
-        <w:gridCol w:w="7427"/>
+        <w:gridCol w:w="2904"/>
+        <w:gridCol w:w="7426"/>
       </w:tblGrid>
       <w:tr>
         <w:trPr/>
         <w:tc>
           <w:tcPr>
-            <w:tcW w:w="2903" w:type="dxa"/>
+            <w:tcW w:w="2904" w:type="dxa"/>
             <w:tcBorders>
               <w:top w:val="single" w:sz="4" w:space="0" w:color="000000"/>
               <w:start w:val="single" w:sz="4" w:space="0" w:color="000000"/>
@@ -1687,7 +1655,7 @@
         </w:tc>
         <w:tc>
           <w:tcPr>
-            <w:tcW w:w="7427" w:type="dxa"/>
+            <w:tcW w:w="7426" w:type="dxa"/>
             <w:tcBorders>
               <w:top w:val="single" w:sz="4" w:space="0" w:color="000000"/>
               <w:start w:val="single" w:sz="4" w:space="0" w:color="000000"/>
@@ -1935,8 +1903,8 @@
       </w:tblPr>
       <w:tblGrid>
         <w:gridCol w:w="1799"/>
-        <w:gridCol w:w="2599"/>
-        <w:gridCol w:w="5932"/>
+        <w:gridCol w:w="2600"/>
+        <w:gridCol w:w="5931"/>
       </w:tblGrid>
       <w:tr>
         <w:trPr/>
@@ -2011,7 +1979,7 @@
         </w:tc>
         <w:tc>
           <w:tcPr>
-            <w:tcW w:w="2599" w:type="dxa"/>
+            <w:tcW w:w="2600" w:type="dxa"/>
             <w:tcBorders>
               <w:top w:val="single" w:sz="4" w:space="0" w:color="000000"/>
               <w:start w:val="single" w:sz="4" w:space="0" w:color="000000"/>
@@ -2044,7 +2012,7 @@
         </w:tc>
         <w:tc>
           <w:tcPr>
-            <w:tcW w:w="5932" w:type="dxa"/>
+            <w:tcW w:w="5931" w:type="dxa"/>
             <w:tcBorders>
               <w:top w:val="single" w:sz="4" w:space="0" w:color="000000"/>
               <w:start w:val="single" w:sz="4" w:space="0" w:color="000000"/>
@@ -2136,7 +2104,7 @@
         </w:tc>
         <w:tc>
           <w:tcPr>
-            <w:tcW w:w="2599" w:type="dxa"/>
+            <w:tcW w:w="2600" w:type="dxa"/>
             <w:tcBorders>
               <w:top w:val="single" w:sz="4" w:space="0" w:color="000000"/>
               <w:start w:val="single" w:sz="4" w:space="0" w:color="000000"/>
@@ -2167,7 +2135,7 @@
         </w:tc>
         <w:tc>
           <w:tcPr>
-            <w:tcW w:w="5932" w:type="dxa"/>
+            <w:tcW w:w="5931" w:type="dxa"/>
             <w:tcBorders>
               <w:top w:val="single" w:sz="4" w:space="0" w:color="000000"/>
               <w:start w:val="single" w:sz="4" w:space="0" w:color="000000"/>
@@ -2203,6 +2171,7 @@
           <w:tcPr>
             <w:tcW w:w="1799" w:type="dxa"/>
             <w:tcBorders>
+              <w:top w:val="single" w:sz="4" w:space="0" w:color="000000"/>
               <w:start w:val="single" w:sz="4" w:space="0" w:color="000000"/>
               <w:bottom w:val="single" w:sz="4" w:space="0" w:color="000000"/>
               <w:end w:val="single" w:sz="4" w:space="0" w:color="000000"/>
@@ -2226,12 +2195,39 @@
               </w:rPr>
               <w:t>14/10/2026</w:t>
             </w:r>
+            <w:r>
+              <w:rPr>
+                <w:rFonts w:eastAsia="Times New Roman" w:cs="Times New Roman" w:ascii="Times New Roman" w:hAnsi="Times New Roman"/>
+                <w:color w:val="000000"/>
+                <w:sz w:val="24"/>
+                <w:szCs w:val="24"/>
+              </w:rPr>
+              <w:t/>
+            </w:r>
+            <w:r>
+              <w:rPr>
+                <w:rFonts w:eastAsia="Times New Roman" w:cs="Times New Roman" w:ascii="Times New Roman" w:hAnsi="Times New Roman"/>
+                <w:sz w:val="24"/>
+                <w:szCs w:val="24"/>
+              </w:rPr>
+              <w:t/>
+            </w:r>
+            <w:r>
+              <w:rPr>
+                <w:rFonts w:eastAsia="Times New Roman" w:cs="Times New Roman" w:ascii="Times New Roman" w:hAnsi="Times New Roman"/>
+                <w:color w:val="000000"/>
+                <w:sz w:val="24"/>
+                <w:szCs w:val="24"/>
+              </w:rPr>
+              <w:t/>
+            </w:r>
           </w:p>
         </w:tc>
         <w:tc>
           <w:tcPr>
-            <w:tcW w:w="2599" w:type="dxa"/>
+            <w:tcW w:w="2600" w:type="dxa"/>
             <w:tcBorders>
+              <w:top w:val="single" w:sz="4" w:space="0" w:color="000000"/>
               <w:start w:val="single" w:sz="4" w:space="0" w:color="000000"/>
               <w:bottom w:val="single" w:sz="4" w:space="0" w:color="000000"/>
               <w:end w:val="single" w:sz="4" w:space="0" w:color="000000"/>
@@ -2250,6 +2246,7 @@
             <w:r>
               <w:rPr>
                 <w:rFonts w:eastAsia="Times New Roman" w:cs="Times New Roman" w:ascii="Times New Roman" w:hAnsi="Times New Roman"/>
+                <w:color w:val="000000"/>
                 <w:sz w:val="24"/>
                 <w:szCs w:val="24"/>
               </w:rPr>
@@ -2259,8 +2256,9 @@
         </w:tc>
         <w:tc>
           <w:tcPr>
-            <w:tcW w:w="5932" w:type="dxa"/>
+            <w:tcW w:w="5931" w:type="dxa"/>
             <w:tcBorders>
+              <w:top w:val="single" w:sz="4" w:space="0" w:color="000000"/>
               <w:start w:val="single" w:sz="4" w:space="0" w:color="000000"/>
               <w:bottom w:val="single" w:sz="4" w:space="0" w:color="000000"/>
               <w:end w:val="single" w:sz="4" w:space="0" w:color="000000"/>
@@ -2296,6 +2294,7 @@
         <w:keepLines w:val="false"/>
         <w:pageBreakBefore w:val="false"/>
         <w:widowControl w:val="false"/>
+        <w:pBdr/>
         <w:shd w:val="clear" w:fill="auto"/>
         <w:spacing w:lineRule="auto" w:line="276" w:before="0" w:after="0"/>
         <w:ind w:hanging="0" w:start="0" w:end="0"/>
@@ -3028,7 +3027,6 @@
     <w:qFormat/>
     <w:pPr>
       <w:widowControl/>
-      <w:suppressAutoHyphens w:val="true"/>
       <w:bidi w:val="0"/>
       <w:spacing w:lineRule="auto" w:line="276" w:before="0" w:after="200"/>
       <w:jc w:val="start"/>
@@ -3632,38 +3630,11 @@
       <w:rFonts w:cs="Arial"/>
     </w:rPr>
   </w:style>
-  <w:style w:type="paragraph" w:styleId="Ttulouser">
-    <w:name w:val="Título (user)"/>
-    <w:basedOn w:val="Normal"/>
-    <w:next w:val="BodyText"/>
-    <w:qFormat/>
-    <w:pPr>
-      <w:keepNext w:val="true"/>
-      <w:spacing w:before="240" w:after="120"/>
-    </w:pPr>
-    <w:rPr>
-      <w:rFonts w:ascii="Liberation Sans" w:hAnsi="Liberation Sans" w:eastAsia="Microsoft YaHei" w:cs="Arial"/>
-      <w:sz w:val="28"/>
-      <w:szCs w:val="28"/>
-    </w:rPr>
-  </w:style>
-  <w:style w:type="paragraph" w:styleId="ndiceuser">
-    <w:name w:val="Índice (user)"/>
-    <w:basedOn w:val="Normal"/>
-    <w:qFormat/>
-    <w:pPr>
-      <w:suppressLineNumbers/>
-    </w:pPr>
-    <w:rPr>
-      <w:rFonts w:cs="Arial"/>
-    </w:rPr>
-  </w:style>
   <w:style w:type="paragraph" w:styleId="normal1" w:default="1">
     <w:name w:val="normal1"/>
     <w:qFormat/>
     <w:pPr>
       <w:widowControl/>
-      <w:suppressAutoHyphens w:val="true"/>
       <w:bidi w:val="0"/>
       <w:spacing w:lineRule="auto" w:line="276" w:before="0" w:after="200"/>
       <w:jc w:val="start"/>
@@ -3695,13 +3666,6 @@
       <w:szCs w:val="52"/>
     </w:rPr>
   </w:style>
-  <w:style w:type="paragraph" w:styleId="Cabealhoerodapuser">
-    <w:name w:val="Cabeçalho e rodapé (user)"/>
-    <w:basedOn w:val="Normal"/>
-    <w:qFormat/>
-    <w:pPr/>
-    <w:rPr/>
-  </w:style>
   <w:style w:type="paragraph" w:styleId="Cabealhoerodap">
     <w:name w:val="Cabeçalho e rodapé"/>
     <w:basedOn w:val="Normal"/>
@@ -3750,7 +3714,6 @@
     <w:rsid w:val="00fc693f"/>
     <w:pPr>
       <w:widowControl/>
-      <w:suppressAutoHyphens w:val="true"/>
       <w:bidi w:val="0"/>
       <w:spacing w:lineRule="auto" w:line="240" w:before="0" w:after="0"/>
       <w:jc w:val="start"/>
@@ -3976,7 +3939,6 @@
         <w:tab w:val="left" w:pos="3456" w:leader="none"/>
         <w:tab w:val="left" w:pos="4032" w:leader="none"/>
       </w:tabs>
-      <w:suppressAutoHyphens w:val="true"/>
       <w:bidi w:val="0"/>
       <w:spacing w:lineRule="auto" w:line="276" w:before="0" w:after="200"/>
       <w:jc w:val="start"/>
@@ -4030,7 +3992,7 @@
   </w:style>
   <w:style w:type="paragraph" w:styleId="IndexHeading">
     <w:name w:val="index heading"/>
-    <w:basedOn w:val="Ttulouser"/>
+    <w:basedOn w:val="Ttulo"/>
     <w:pPr/>
     <w:rPr/>
   </w:style>
@@ -4061,8 +4023,8 @@
       <w:szCs w:val="24"/>
     </w:rPr>
   </w:style>
-  <w:style w:type="numbering" w:styleId="Semlistauser" w:default="1">
-    <w:name w:val="Sem lista (user)"/>
+  <w:style w:type="numbering" w:styleId="Semlista" w:default="1">
+    <w:name w:val="Sem lista"/>
     <w:uiPriority w:val="99"/>
     <w:semiHidden/>
     <w:unhideWhenUsed/>
@@ -7204,6 +7166,7 @@
       <w:pPr>
         <w:spacing w:before="0" w:after="0" w:line="240" w:lineRule="auto"/>
       </w:pPr>
+      <w:rPr/>
       <w:tblPr/>
       <w:tcPr>
         <w:tcBorders>
@@ -7349,6 +7312,7 @@
       <w:pPr>
         <w:spacing w:before="0" w:after="0" w:line="240" w:lineRule="auto"/>
       </w:pPr>
+      <w:rPr/>
       <w:tblPr/>
       <w:tcPr>
         <w:tcBorders>
@@ -7494,6 +7458,7 @@
       <w:pPr>
         <w:spacing w:before="0" w:after="0" w:line="240" w:lineRule="auto"/>
       </w:pPr>
+      <w:rPr/>
       <w:tblPr/>
       <w:tcPr>
         <w:tcBorders>
@@ -7639,6 +7604,7 @@
       <w:pPr>
         <w:spacing w:before="0" w:after="0" w:line="240" w:lineRule="auto"/>
       </w:pPr>
+      <w:rPr/>
       <w:tblPr/>
       <w:tcPr>
         <w:tcBorders>
@@ -7784,6 +7750,7 @@
       <w:pPr>
         <w:spacing w:before="0" w:after="0" w:line="240" w:lineRule="auto"/>
       </w:pPr>
+      <w:rPr/>
       <w:tblPr/>
       <w:tcPr>
         <w:tcBorders>
@@ -7929,6 +7896,7 @@
       <w:pPr>
         <w:spacing w:before="0" w:after="0" w:line="240" w:lineRule="auto"/>
       </w:pPr>
+      <w:rPr/>
       <w:tblPr/>
       <w:tcPr>
         <w:tcBorders>
@@ -8074,6 +8042,7 @@
       <w:pPr>
         <w:spacing w:before="0" w:after="0" w:line="240" w:lineRule="auto"/>
       </w:pPr>
+      <w:rPr/>
       <w:tblPr/>
       <w:tcPr>
         <w:tcBorders>
